--- a/backend/src/CongTacDang.Infrastructure/Templates/Word/Mau_07_BaoCaoTuDanhGiaTapThe.docx
+++ b/backend/src/CongTacDang.Infrastructure/Templates/Word/Mau_07_BaoCaoTuDanhGiaTapThe.docx
@@ -265,16 +265,34 @@
                 <w:szCs w:val="24"/>
                 <w:lang w:val="vi-VN"/>
               </w:rPr>
-              <w:t xml:space="preserve">, ngày…… </w:t>
+              <w:t xml:space="preserve">, </w:t>
             </w:r>
-            <w:r>
-              <w:rPr>
-                <w:i/>
-                <w:sz w:val="24"/>
-                <w:szCs w:val="24"/>
-              </w:rPr>
-              <w:t>tháng… … năm……</w:t>
-            </w:r>
+            <w:sdt>
+              <w:sdtPr>
+                <w:alias w:val="DATE_LINE"/>
+                <w:tag w:val="DATE_LINE"/>
+                <w:id w:val="900022"/>
+              </w:sdtPr>
+              <w:sdtContent>
+                <w:r>
+                  <w:rPr>
+                    <w:i/>
+                    <w:sz w:val="24"/>
+                    <w:szCs w:val="24"/>
+                    <w:lang w:val="vi-VN"/>
+                  </w:rPr>
+                  <w:t xml:space="preserve">ngày…… </w:t>
+                </w:r>
+                <w:r>
+                  <w:rPr>
+                    <w:i/>
+                    <w:sz w:val="24"/>
+                    <w:szCs w:val="24"/>
+                  </w:rPr>
+                  <w:t xml:space="preserve">tháng… … năm……</w:t>
+                </w:r>
+              </w:sdtContent>
+            </w:sdt>
           </w:p>
         </w:tc>
       </w:tr>

--- a/backend/src/CongTacDang.Infrastructure/Templates/Word/Mau_07_BaoCaoTuDanhGiaTapThe.docx
+++ b/backend/src/CongTacDang.Infrastructure/Templates/Word/Mau_07_BaoCaoTuDanhGiaTapThe.docx
@@ -77,6 +77,7 @@
           <w:p>
             <w:pPr>
               <w:spacing w:before="120" w:line="234" w:lineRule="atLeast"/>
+              <w:jc w:val="center"/>
               <w:rPr>
                 <w:sz w:val="24"/>
                 <w:szCs w:val="24"/>
@@ -104,6 +105,7 @@
           <w:p>
             <w:pPr>
               <w:spacing w:before="120" w:line="234" w:lineRule="atLeast"/>
+              <w:jc w:val="center"/>
               <w:rPr>
                 <w:b/>
                 <w:bCs/>

--- a/backend/src/CongTacDang.Infrastructure/Templates/Word/Mau_07_BaoCaoTuDanhGiaTapThe.docx
+++ b/backend/src/CongTacDang.Infrastructure/Templates/Word/Mau_07_BaoCaoTuDanhGiaTapThe.docx
@@ -1352,7 +1352,57 @@
           <w:szCs w:val="24"/>
           <w:lang w:eastAsia="en-US"/>
         </w:rPr>
-        <w:t>(Theo khung tiêu chí đánh giá đối với tập thể được quy định tại Phụ lục 1, Hướng dẫn số…-HD/TVĐU ngày… của Ban Thường vụ Đảng ủy Tổng công ty)</w:t>
+        <w:t xml:space="preserve">(Theo khung tiêu chí đánh giá đối với tập thể được quy định tại Phụ lục 1, Hướng dẫn số </w:t>
+      </w:r>
+      <w:sdt>
+        <w:sdtPr>
+          <w:alias w:val="ORG_GUIDE_NO"/>
+          <w:tag w:val="ORG_GUIDE_NO"/>
+          <w:id w:val="914001"/>
+        </w:sdtPr>
+        <w:sdtContent>
+          <w:r>
+            <w:rPr>
+              <w:sz w:val="24"/>
+              <w:szCs w:val="24"/>
+              <w:lang w:eastAsia="en-US"/>
+            </w:rPr>
+            <w:t xml:space="preserve">…-HD/TVĐU</w:t>
+          </w:r>
+        </w:sdtContent>
+      </w:sdt>
+      <w:r>
+        <w:rPr>
+          <w:sz w:val="24"/>
+          <w:szCs w:val="24"/>
+          <w:lang w:eastAsia="en-US"/>
+        </w:rPr>
+        <w:t xml:space="preserve"> ngày </w:t>
+      </w:r>
+      <w:sdt>
+        <w:sdtPr>
+          <w:alias w:val="ORG_GUIDE_DATE"/>
+          <w:tag w:val="ORG_GUIDE_DATE"/>
+          <w:id w:val="914000"/>
+        </w:sdtPr>
+        <w:sdtContent>
+          <w:r>
+            <w:rPr>
+              <w:sz w:val="24"/>
+              <w:szCs w:val="24"/>
+              <w:lang w:eastAsia="en-US"/>
+            </w:rPr>
+            <w:t xml:space="preserve">…</w:t>
+          </w:r>
+        </w:sdtContent>
+      </w:sdt>
+      <w:r>
+        <w:rPr>
+          <w:sz w:val="24"/>
+          <w:szCs w:val="24"/>
+          <w:lang w:eastAsia="en-US"/>
+        </w:rPr>
+        <w:t xml:space="preserve"> của Ban Thường vụ Đảng ủy Tổng công ty)</w:t>
       </w:r>
     </w:p>
     <w:p>
